--- a/docs/Consent form Happiness Predictions.docx
+++ b/docs/Consent form Happiness Predictions.docx
@@ -70,7 +70,31 @@
         <w:t>Description:</w:t>
       </w:r>
       <w:r>
-        <w:t xml:space="preserve"> We are researchers at the University of Chicago doing a research study about how people perceive happiness across different groups in the U.S. The survey will take approximately 10 minutes and involves predicting the average happiness of various demographic groups, along with answering some questions about yourself. The survey is restricted to current U.S. residents with a 95% or greater Prolific approval rating and who have completed at least 10 Prolific surveys. Your participation is voluntary.</w:t>
+        <w:t xml:space="preserve"> We are researchers at the University of Chicago doing a research study about how people perceive happiness across different groups in the U.S. The survey will take approximately </w:t>
+      </w:r>
+      <w:r>
+        <w:t>7</w:t>
+      </w:r>
+      <w:r>
+        <w:t xml:space="preserve"> minutes and involves predicting the average happiness of various demographic groups, along with answering some questions about yourself. The survey is restricted to current U.S. residents with a 9</w:t>
+      </w:r>
+      <w:r>
+        <w:t>9</w:t>
+      </w:r>
+      <w:r>
+        <w:t xml:space="preserve">% or greater Prolific approval rating and who have completed at least </w:t>
+      </w:r>
+      <w:r>
+        <w:t>2</w:t>
+      </w:r>
+      <w:r>
+        <w:t>0 Prolific surveys</w:t>
+      </w:r>
+      <w:r>
+        <w:t xml:space="preserve"> and are fluent in English</w:t>
+      </w:r>
+      <w:r>
+        <w:t>. Your participation is voluntary.</w:t>
       </w:r>
     </w:p>
     <w:p/>
@@ -83,7 +107,13 @@
         <w:t>Incentives:</w:t>
       </w:r>
       <w:r>
-        <w:t xml:space="preserve"> You will receive $3 for completing this survey. Payment will be made upon completion through Prolific. If you do not complete the survey, you will not receive payment.</w:t>
+        <w:t xml:space="preserve"> You will receive </w:t>
+      </w:r>
+      <w:r>
+        <w:t xml:space="preserve">$2.45 </w:t>
+      </w:r>
+      <w:r>
+        <w:t>for completing this survey. Payment will be made upon completion through Prolific. If you do not complete the survey, you will not receive payment.</w:t>
       </w:r>
     </w:p>
     <w:p/>
@@ -119,7 +149,6 @@
           <w:b/>
           <w:bCs/>
         </w:rPr>
-        <w:lastRenderedPageBreak/>
         <w:t>Contacts &amp; Questions:</w:t>
       </w:r>
     </w:p>
@@ -803,6 +832,7 @@
   <w:style w:type="character" w:default="1" w:styleId="DefaultParagraphFont">
     <w:name w:val="Default Paragraph Font"/>
     <w:uiPriority w:val="1"/>
+    <w:semiHidden/>
     <w:unhideWhenUsed/>
   </w:style>
   <w:style w:type="table" w:default="1" w:styleId="TableNormal">
